--- a/fuentes/CFA_04_33130244_DU.docx
+++ b/fuentes/CFA_04_33130244_DU.docx
@@ -1639,10 +1639,10 @@
           <w:lang w:val="es-MX"/>
         </w:rPr>
         <w:drawing>
-          <wp:inline distT="0" distB="0" distL="0" distR="0" wp14:anchorId="07EAF863" wp14:editId="12308BB7">
+          <wp:inline distT="0" distB="0" distL="0" distR="0" wp14:anchorId="080BEC20" wp14:editId="26F22B12">
             <wp:extent cx="4680000" cy="2631600"/>
             <wp:effectExtent l="0" t="0" r="6350" b="0"/>
-            <wp:docPr id="5" name="Imagen 5">
+            <wp:docPr id="3" name="Imagen 3">
               <a:extLst xmlns:a="http://schemas.openxmlformats.org/drawingml/2006/main">
                 <a:ext uri="{C183D7F6-B498-43B3-948B-1728B52AA6E4}">
                   <adec:decorative xmlns:adec="http://schemas.microsoft.com/office/drawing/2017/decorative" val="1"/>
@@ -1656,14 +1656,10 @@
               <a:graphicData uri="http://schemas.openxmlformats.org/drawingml/2006/picture">
                 <pic:pic xmlns:pic="http://schemas.openxmlformats.org/drawingml/2006/picture">
                   <pic:nvPicPr>
-                    <pic:cNvPr id="5" name="Imagen 5">
-                      <a:extLst>
-                        <a:ext uri="{C183D7F6-B498-43B3-948B-1728B52AA6E4}">
-                          <adec:decorative xmlns:adec="http://schemas.microsoft.com/office/drawing/2017/decorative" val="1"/>
-                        </a:ext>
-                      </a:extLst>
-                    </pic:cNvPr>
-                    <pic:cNvPicPr/>
+                    <pic:cNvPr id="0" name="Picture 2"/>
+                    <pic:cNvPicPr>
+                      <a:picLocks noChangeAspect="1" noChangeArrowheads="1"/>
+                    </pic:cNvPicPr>
                   </pic:nvPicPr>
                   <pic:blipFill>
                     <a:blip r:embed="rId13" cstate="print">
@@ -1673,11 +1669,12 @@
                         </a:ext>
                       </a:extLst>
                     </a:blip>
+                    <a:srcRect/>
                     <a:stretch>
                       <a:fillRect/>
                     </a:stretch>
                   </pic:blipFill>
-                  <pic:spPr>
+                  <pic:spPr bwMode="auto">
                     <a:xfrm>
                       <a:off x="0" y="0"/>
                       <a:ext cx="4680000" cy="2631600"/>
@@ -1685,6 +1682,7 @@
                     <a:prstGeom prst="rect">
                       <a:avLst/>
                     </a:prstGeom>
+                    <a:noFill/>
                   </pic:spPr>
                 </pic:pic>
               </a:graphicData>
@@ -1717,7 +1715,6 @@
             <w:rStyle w:val="Hipervnculo"/>
             <w:rFonts w:cstheme="minorHAnsi"/>
             <w:b/>
-            <w:color w:val="002060"/>
           </w:rPr>
           <w:t>Enlace de reproducción del video</w:t>
         </w:r>
@@ -1753,15 +1750,7 @@
                 <w:b/>
                 <w:szCs w:val="28"/>
               </w:rPr>
-              <w:t xml:space="preserve">Síntesis del </w:t>
-            </w:r>
-            <w:r>
-              <w:rPr>
-                <w:rFonts w:cstheme="minorHAnsi"/>
-                <w:b/>
-                <w:szCs w:val="28"/>
-              </w:rPr>
-              <w:t>video</w:t>
+              <w:t>Transcripción del video</w:t>
             </w:r>
             <w:r>
               <w:rPr>
@@ -3016,16 +3005,11 @@
       <w:r>
         <w:t xml:space="preserve">jerarquización, y apuesta por la transformación </w:t>
       </w:r>
-      <w:bookmarkStart w:id="4" w:name="_GoBack"/>
       <w:r>
         <w:t>social desde</w:t>
       </w:r>
       <w:r>
-        <w:t xml:space="preserve"> la </w:t>
-      </w:r>
-      <w:bookmarkEnd w:id="4"/>
-      <w:r>
-        <w:t>base y por los</w:t>
+        <w:t xml:space="preserve"> la base y por los</w:t>
       </w:r>
       <w:r>
         <w:t xml:space="preserve"> actores directamente involucrados. Se diferencia de otras formas organizativas por su énfasis en la asunción directa del poder y la toma de decisiones, la </w:t>
@@ -3368,14 +3352,14 @@
       <w:pPr>
         <w:pStyle w:val="Ttulo2"/>
       </w:pPr>
-      <w:bookmarkStart w:id="5" w:name="_Toc223357818"/>
+      <w:bookmarkStart w:id="4" w:name="_Toc223357818"/>
       <w:r>
         <w:t xml:space="preserve">1.2 </w:t>
       </w:r>
       <w:r>
         <w:t>Participación social: definición, normativa y formas</w:t>
       </w:r>
-      <w:bookmarkEnd w:id="5"/>
+      <w:bookmarkEnd w:id="4"/>
     </w:p>
     <w:p>
       <w:pPr>
@@ -4497,14 +4481,14 @@
       <w:pPr>
         <w:pStyle w:val="Ttulo2"/>
       </w:pPr>
-      <w:bookmarkStart w:id="6" w:name="_Toc223357819"/>
+      <w:bookmarkStart w:id="5" w:name="_Toc223357819"/>
       <w:r>
         <w:t xml:space="preserve">1.3 </w:t>
       </w:r>
       <w:r>
         <w:t>Organización y empoderamiento</w:t>
       </w:r>
-      <w:bookmarkEnd w:id="6"/>
+      <w:bookmarkEnd w:id="5"/>
     </w:p>
     <w:p>
       <w:pPr>
@@ -4725,7 +4709,7 @@
       <w:pPr>
         <w:pStyle w:val="Ttulo2"/>
       </w:pPr>
-      <w:bookmarkStart w:id="7" w:name="_Toc223357820"/>
+      <w:bookmarkStart w:id="6" w:name="_Toc223357820"/>
       <w:r>
         <w:lastRenderedPageBreak/>
         <w:t xml:space="preserve">1.4 </w:t>
@@ -4733,7 +4717,7 @@
       <w:r>
         <w:t>Herramientas de análisis</w:t>
       </w:r>
-      <w:bookmarkEnd w:id="7"/>
+      <w:bookmarkEnd w:id="6"/>
     </w:p>
     <w:p>
       <w:pPr>
@@ -6634,10 +6618,10 @@
           <w:lang w:val="es-MX"/>
         </w:rPr>
         <w:drawing>
-          <wp:inline distT="0" distB="0" distL="0" distR="0" wp14:anchorId="449EE5BC" wp14:editId="20982D05">
+          <wp:inline distT="0" distB="0" distL="0" distR="0" wp14:anchorId="0C04B322" wp14:editId="0EB27175">
             <wp:extent cx="4680000" cy="2631600"/>
             <wp:effectExtent l="0" t="0" r="6350" b="0"/>
-            <wp:docPr id="6" name="Imagen 6">
+            <wp:docPr id="4" name="Imagen 4">
               <a:extLst xmlns:a="http://schemas.openxmlformats.org/drawingml/2006/main">
                 <a:ext uri="{C183D7F6-B498-43B3-948B-1728B52AA6E4}">
                   <adec:decorative xmlns:adec="http://schemas.microsoft.com/office/drawing/2017/decorative" val="1"/>
@@ -6651,14 +6635,10 @@
               <a:graphicData uri="http://schemas.openxmlformats.org/drawingml/2006/picture">
                 <pic:pic xmlns:pic="http://schemas.openxmlformats.org/drawingml/2006/picture">
                   <pic:nvPicPr>
-                    <pic:cNvPr id="6" name="Imagen 6">
-                      <a:extLst>
-                        <a:ext uri="{C183D7F6-B498-43B3-948B-1728B52AA6E4}">
-                          <adec:decorative xmlns:adec="http://schemas.microsoft.com/office/drawing/2017/decorative" val="1"/>
-                        </a:ext>
-                      </a:extLst>
-                    </pic:cNvPr>
-                    <pic:cNvPicPr/>
+                    <pic:cNvPr id="0" name="Picture 2"/>
+                    <pic:cNvPicPr>
+                      <a:picLocks noChangeAspect="1" noChangeArrowheads="1"/>
+                    </pic:cNvPicPr>
                   </pic:nvPicPr>
                   <pic:blipFill>
                     <a:blip r:embed="rId21" cstate="print">
@@ -6668,11 +6648,12 @@
                         </a:ext>
                       </a:extLst>
                     </a:blip>
+                    <a:srcRect/>
                     <a:stretch>
                       <a:fillRect/>
                     </a:stretch>
                   </pic:blipFill>
-                  <pic:spPr>
+                  <pic:spPr bwMode="auto">
                     <a:xfrm>
                       <a:off x="0" y="0"/>
                       <a:ext cx="4680000" cy="2631600"/>
@@ -6680,6 +6661,7 @@
                     <a:prstGeom prst="rect">
                       <a:avLst/>
                     </a:prstGeom>
+                    <a:noFill/>
                   </pic:spPr>
                 </pic:pic>
               </a:graphicData>
@@ -6712,11 +6694,12 @@
             <w:rStyle w:val="Hipervnculo"/>
             <w:rFonts w:cstheme="minorHAnsi"/>
             <w:b/>
-            <w:color w:val="002060"/>
           </w:rPr>
           <w:t>Enlace de reproducción del video</w:t>
         </w:r>
       </w:hyperlink>
+      <w:bookmarkStart w:id="7" w:name="_GoBack"/>
+      <w:bookmarkEnd w:id="7"/>
     </w:p>
     <w:tbl>
       <w:tblPr>
@@ -6747,7 +6730,14 @@
                 <w:b/>
               </w:rPr>
               <w:lastRenderedPageBreak/>
-              <w:t xml:space="preserve">Síntesis del video: </w:t>
+              <w:t>Transcripción del video</w:t>
+            </w:r>
+            <w:r>
+              <w:rPr>
+                <w:rFonts w:cstheme="minorHAnsi"/>
+                <w:b/>
+              </w:rPr>
+              <w:t xml:space="preserve">: </w:t>
             </w:r>
             <w:r>
               <w:rPr>
@@ -17638,11 +17628,11 @@
 </file>
 
 <file path=customXml/itemProps3.xml><?xml version="1.0" encoding="utf-8"?>
-<ds:datastoreItem xmlns:ds="http://schemas.openxmlformats.org/officeDocument/2006/customXml" ds:itemID="{65DC550F-89DA-4D24-811E-786C64A3F838}"/>
+<ds:datastoreItem xmlns:ds="http://schemas.openxmlformats.org/officeDocument/2006/customXml" ds:itemID="{07000D04-B7B3-4E44-91F2-681A2AF64042}"/>
 </file>
 
 <file path=customXml/itemProps4.xml><?xml version="1.0" encoding="utf-8"?>
-<ds:datastoreItem xmlns:ds="http://schemas.openxmlformats.org/officeDocument/2006/customXml" ds:itemID="{4296AF5A-E4CB-4009-BA47-A40E94E66005}">
+<ds:datastoreItem xmlns:ds="http://schemas.openxmlformats.org/officeDocument/2006/customXml" ds:itemID="{6AC41B4F-3AAB-4BDC-8A13-A0DD124CA0A8}">
   <ds:schemaRefs>
     <ds:schemaRef ds:uri="http://schemas.openxmlformats.org/officeDocument/2006/bibliography"/>
   </ds:schemaRefs>

--- a/fuentes/CFA_04_33130244_DU.docx
+++ b/fuentes/CFA_04_33130244_DU.docx
@@ -236,7 +236,7 @@
               </wp:anchor>
             </w:drawing>
           </mc:Choice>
-          <mc:Fallback xmlns:w16cex="http://schemas.microsoft.com/office/word/2018/wordml/cex" xmlns:w16="http://schemas.microsoft.com/office/word/2018/wordml" xmlns:w16sdtdh="http://schemas.microsoft.com/office/word/2020/wordml/sdtdatahash" xmlns:asvg="http://schemas.microsoft.com/office/drawing/2016/SVG/main" xmlns:a14="http://schemas.microsoft.com/office/drawing/2010/main" xmlns:pic="http://schemas.openxmlformats.org/drawingml/2006/picture" xmlns:adec="http://schemas.microsoft.com/office/drawing/2017/decorative" xmlns:a="http://schemas.openxmlformats.org/drawingml/2006/main">
+          <mc:Fallback xmlns:a="http://schemas.openxmlformats.org/drawingml/2006/main" xmlns:adec="http://schemas.microsoft.com/office/drawing/2017/decorative" xmlns:pic="http://schemas.openxmlformats.org/drawingml/2006/picture" xmlns:a14="http://schemas.microsoft.com/office/drawing/2010/main" xmlns:asvg="http://schemas.microsoft.com/office/drawing/2016/SVG/main" xmlns:w16sdtdh="http://schemas.microsoft.com/office/word/2020/wordml/sdtdatahash" xmlns:w16="http://schemas.microsoft.com/office/word/2018/wordml" xmlns:w16cex="http://schemas.microsoft.com/office/word/2018/wordml/cex">
             <w:pict w14:anchorId="41A1BB98">
               <v:rect id="Rectángulo 3" style="position:absolute;margin-left:-55.65pt;margin-top:21.4pt;width:613.85pt;height:167.1pt;z-index:-251655168;visibility:visible;mso-wrap-style:square;mso-height-percent:0;mso-wrap-distance-left:9pt;mso-wrap-distance-top:0;mso-wrap-distance-right:9pt;mso-wrap-distance-bottom:0;mso-position-horizontal:absolute;mso-position-horizontal-relative:text;mso-position-vertical:absolute;mso-position-vertical-relative:text;mso-height-percent:0;mso-height-relative:margin;v-text-anchor:middle" alt="&quot;&quot;" o:spid="_x0000_s1026" fillcolor="#00314d" stroked="f" strokeweight="1pt" w14:anchorId="1F98EEC8" o:gfxdata="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"/>
             </w:pict>
@@ -1690,6 +1690,8 @@
           </wp:inline>
         </w:drawing>
       </w:r>
+      <w:bookmarkStart w:id="2" w:name="_GoBack"/>
+      <w:bookmarkEnd w:id="2"/>
     </w:p>
     <w:p>
       <w:pPr>
@@ -2051,12 +2053,12 @@
       <w:pPr>
         <w:pStyle w:val="Ttulo1"/>
       </w:pPr>
-      <w:bookmarkStart w:id="2" w:name="_Toc223357816"/>
+      <w:bookmarkStart w:id="3" w:name="_Toc223357816"/>
       <w:r>
         <w:lastRenderedPageBreak/>
         <w:t>Movilización social</w:t>
       </w:r>
-      <w:bookmarkEnd w:id="2"/>
+      <w:bookmarkEnd w:id="3"/>
     </w:p>
     <w:p>
       <w:pPr>
@@ -2614,14 +2616,14 @@
       <w:pPr>
         <w:pStyle w:val="Ttulo2"/>
       </w:pPr>
-      <w:bookmarkStart w:id="3" w:name="_Toc223357817"/>
+      <w:bookmarkStart w:id="4" w:name="_Toc223357817"/>
       <w:r>
         <w:t xml:space="preserve">1.1 </w:t>
       </w:r>
       <w:r>
         <w:t>Autogestión</w:t>
       </w:r>
-      <w:bookmarkEnd w:id="3"/>
+      <w:bookmarkEnd w:id="4"/>
     </w:p>
     <w:p>
       <w:pPr>
@@ -3352,14 +3354,14 @@
       <w:pPr>
         <w:pStyle w:val="Ttulo2"/>
       </w:pPr>
-      <w:bookmarkStart w:id="4" w:name="_Toc223357818"/>
+      <w:bookmarkStart w:id="5" w:name="_Toc223357818"/>
       <w:r>
         <w:t xml:space="preserve">1.2 </w:t>
       </w:r>
       <w:r>
         <w:t>Participación social: definición, normativa y formas</w:t>
       </w:r>
-      <w:bookmarkEnd w:id="4"/>
+      <w:bookmarkEnd w:id="5"/>
     </w:p>
     <w:p>
       <w:pPr>
@@ -4481,14 +4483,14 @@
       <w:pPr>
         <w:pStyle w:val="Ttulo2"/>
       </w:pPr>
-      <w:bookmarkStart w:id="5" w:name="_Toc223357819"/>
+      <w:bookmarkStart w:id="6" w:name="_Toc223357819"/>
       <w:r>
         <w:t xml:space="preserve">1.3 </w:t>
       </w:r>
       <w:r>
         <w:t>Organización y empoderamiento</w:t>
       </w:r>
-      <w:bookmarkEnd w:id="5"/>
+      <w:bookmarkEnd w:id="6"/>
     </w:p>
     <w:p>
       <w:pPr>
@@ -4709,7 +4711,7 @@
       <w:pPr>
         <w:pStyle w:val="Ttulo2"/>
       </w:pPr>
-      <w:bookmarkStart w:id="6" w:name="_Toc223357820"/>
+      <w:bookmarkStart w:id="7" w:name="_Toc223357820"/>
       <w:r>
         <w:lastRenderedPageBreak/>
         <w:t xml:space="preserve">1.4 </w:t>
@@ -4717,7 +4719,7 @@
       <w:r>
         <w:t>Herramientas de análisis</w:t>
       </w:r>
-      <w:bookmarkEnd w:id="6"/>
+      <w:bookmarkEnd w:id="7"/>
     </w:p>
     <w:p>
       <w:pPr>
@@ -6698,8 +6700,6 @@
           <w:t>Enlace de reproducción del video</w:t>
         </w:r>
       </w:hyperlink>
-      <w:bookmarkStart w:id="7" w:name="_GoBack"/>
-      <w:bookmarkEnd w:id="7"/>
     </w:p>
     <w:tbl>
       <w:tblPr>
@@ -8467,32 +8467,33 @@
     </w:p>
     <w:p>
       <w:r>
-        <w:t>Pazo Fernández, C. A. (2020). Salud y participación social en Colombia. Análisis y reflexiones de las condiciones actuales para el ejercicio de la democracia.</w:t>
-      </w:r>
-    </w:p>
-    <w:p>
+        <w:t>Pazo Fernández, C. A. (2020). Salud y participación social en Colombia. Análisis y reflexiones de las condiciones actuales para el ejercicio de la democracia.</w:t>
+      </w:r>
+      <w:r>
+        <w:t xml:space="preserve"> </w:t>
+      </w:r>
       <w:hyperlink r:id="rId40" w:history="1">
         <w:r>
           <w:rPr>
             <w:rStyle w:val="Hipervnculo"/>
           </w:rPr>
-          <w:t>https://revistas.upb.edu.co/index.php/trabajosocial/es/article/view/6693/6306</w:t>
+          <w:t>https://revistas.upb.edu.co/index.php/trabajosocial/article/view/6693</w:t>
         </w:r>
       </w:hyperlink>
     </w:p>
     <w:p>
       <w:proofErr w:type="spellStart"/>
       <w:r>
+        <w:t>Richer</w:t>
+      </w:r>
+      <w:proofErr w:type="spellEnd"/>
+      <w:r>
+        <w:t>, M. (2005). Participación y organización comunitaria en el sector salud: Servicios sociales quebequense. Revista de Ciencias Sociales, 11(2).</w:t>
+      </w:r>
+    </w:p>
+    <w:p>
+      <w:r>
         <w:lastRenderedPageBreak/>
-        <w:t>Richer</w:t>
-      </w:r>
-      <w:proofErr w:type="spellEnd"/>
-      <w:r>
-        <w:t>, M. (2005). Participación y organización comunitaria en el sector salud: Servicios sociales quebequense. Revista de Ciencias Sociales, 11(2).</w:t>
-      </w:r>
-    </w:p>
-    <w:p>
-      <w:r>
         <w:t>Rodríguez Tamayo, N. A. (2019). La autogestión como resistencia, dos ejemplos en América Latina. </w:t>
       </w:r>
       <w:proofErr w:type="spellStart"/>
@@ -17361,15 +17362,6 @@
 </file>
 
 <file path=customXml/item2.xml><?xml version="1.0" encoding="utf-8"?>
-<?mso-contentType ?>
-<FormTemplates xmlns="http://schemas.microsoft.com/sharepoint/v3/contenttype/forms">
-  <Display>DocumentLibraryForm</Display>
-  <Edit>DocumentLibraryForm</Edit>
-  <New>DocumentLibraryForm</New>
-</FormTemplates>
-</file>
-
-<file path=customXml/item3.xml><?xml version="1.0" encoding="utf-8"?>
 <ct:contentTypeSchema xmlns:ct="http://schemas.microsoft.com/office/2006/metadata/contentType" xmlns:ma="http://schemas.microsoft.com/office/2006/metadata/properties/metaAttributes" ct:_="" ma:_="" ma:contentTypeName="Documento" ma:contentTypeID="0x0101006A81D6BD42E8DF4C91013959704817E1" ma:contentTypeVersion="15" ma:contentTypeDescription="Crear nuevo documento." ma:contentTypeScope="" ma:versionID="bf4f72ffd194f0963ff564daca6869f7">
   <xsd:schema xmlns:xsd="http://www.w3.org/2001/XMLSchema" xmlns:xs="http://www.w3.org/2001/XMLSchema" xmlns:p="http://schemas.microsoft.com/office/2006/metadata/properties" xmlns:ns2="13c90a0b-73bc-4dc0-be5f-28d77b615beb" xmlns:ns3="13c93bba-48ce-428c-bfe5-88b42c19b028" targetNamespace="http://schemas.microsoft.com/office/2006/metadata/properties" ma:root="true" ma:fieldsID="8718d6f4873a5b1392a45044efa78385" ns2:_="" ns3:_="">
     <xsd:import namespace="13c90a0b-73bc-4dc0-be5f-28d77b615beb"/>
@@ -17604,6 +17596,15 @@
 </ct:contentTypeSchema>
 </file>
 
+<file path=customXml/item3.xml><?xml version="1.0" encoding="utf-8"?>
+<?mso-contentType ?>
+<FormTemplates xmlns="http://schemas.microsoft.com/sharepoint/v3/contenttype/forms">
+  <Display>DocumentLibraryForm</Display>
+  <Edit>DocumentLibraryForm</Edit>
+  <New>DocumentLibraryForm</New>
+</FormTemplates>
+</file>
+
 <file path=customXml/item4.xml><?xml version="1.0" encoding="utf-8"?>
 <b:Sources xmlns:b="http://schemas.openxmlformats.org/officeDocument/2006/bibliography" xmlns="http://schemas.openxmlformats.org/officeDocument/2006/bibliography" SelectedStyle="\APASixthEditionOfficeOnline.xsl" StyleName="APA" Version="6"/>
 </file>
@@ -17620,6 +17621,10 @@
 </file>
 
 <file path=customXml/itemProps2.xml><?xml version="1.0" encoding="utf-8"?>
+<ds:datastoreItem xmlns:ds="http://schemas.openxmlformats.org/officeDocument/2006/customXml" ds:itemID="{840CCDB0-EDE3-4785-9EB4-73C1F72CD1B9}"/>
+</file>
+
+<file path=customXml/itemProps3.xml><?xml version="1.0" encoding="utf-8"?>
 <ds:datastoreItem xmlns:ds="http://schemas.openxmlformats.org/officeDocument/2006/customXml" ds:itemID="{AE82E039-9C5A-40C6-8273-319B696AC7A6}">
   <ds:schemaRefs>
     <ds:schemaRef ds:uri="http://schemas.microsoft.com/sharepoint/v3/contenttype/forms"/>
@@ -17627,12 +17632,8 @@
 </ds:datastoreItem>
 </file>
 
-<file path=customXml/itemProps3.xml><?xml version="1.0" encoding="utf-8"?>
-<ds:datastoreItem xmlns:ds="http://schemas.openxmlformats.org/officeDocument/2006/customXml" ds:itemID="{07000D04-B7B3-4E44-91F2-681A2AF64042}"/>
-</file>
-
 <file path=customXml/itemProps4.xml><?xml version="1.0" encoding="utf-8"?>
-<ds:datastoreItem xmlns:ds="http://schemas.openxmlformats.org/officeDocument/2006/customXml" ds:itemID="{6AC41B4F-3AAB-4BDC-8A13-A0DD124CA0A8}">
+<ds:datastoreItem xmlns:ds="http://schemas.openxmlformats.org/officeDocument/2006/customXml" ds:itemID="{FB159C25-03D7-44DE-B36D-C833A97797D1}">
   <ds:schemaRefs>
     <ds:schemaRef ds:uri="http://schemas.openxmlformats.org/officeDocument/2006/bibliography"/>
   </ds:schemaRefs>
